--- a/docx/ru/BUFRCREX_CodeFlag_ru_01.docx
+++ b/docx/ru/BUFRCREX_CodeFlag_ru_01.docx
@@ -18286,7 +18286,7 @@
                 <w:b w:val="0"/>
                 <w:sz w:val="16"/>
               </w:rPr>
-              <w:t>(см. примечание 2)</w:t>
+              <w:t>Note 92: Когда используется кодовая цифра 4 для указания специфической координатной системы отсчета, эллипсоидный датум должен представлять собой сплющенный эллипсоид вращения, где большая ось лежит в одной плоскости с экваториальной плоскостью, а малая ось проходит через нулевой меридиан в направлении главного полюса. Север соответствует направлению от экватора к главному полюсу. Восток соответствует направлению против часовой стрелки от нулевого меридиана, если смотреть сверху с Северного полюса. В этом случае должны быть точно определены большая и малая полуоси (например, дескрипторами 0 01 152 и 0 01 153).</w:t>
             </w:r>
           </w:p>
         </w:tc>

--- a/docx/ru/BUFRCREX_CodeFlag_ru_01.docx
+++ b/docx/ru/BUFRCREX_CodeFlag_ru_01.docx
@@ -22,7 +22,7 @@
           <w:b/>
           <w:sz w:val="18"/>
         </w:rPr>
-        <w:t>001003  Номер Региона ВМО/географический район</w:t>
+        <w:t>0 01 003  Номер Региона ВМО/географический район</w:t>
       </w:r>
     </w:p>
     <w:tbl>
@@ -505,7 +505,7 @@
           <w:b/>
           <w:sz w:val="18"/>
         </w:rPr>
-        <w:t>001007  Указатель спутника</w:t>
+        <w:t>0 01 007  Указатель спутника</w:t>
       </w:r>
     </w:p>
     <w:tbl>
@@ -644,7 +644,7 @@
           <w:b/>
           <w:sz w:val="18"/>
         </w:rPr>
-        <w:t>001024  Источник данных о скорости ветра</w:t>
+        <w:t>0 01 024  Источник данных о скорости ветра</w:t>
       </w:r>
     </w:p>
     <w:tbl>
@@ -1225,7 +1225,7 @@
           <w:b/>
           <w:sz w:val="18"/>
         </w:rPr>
-        <w:t>001028  Источник данных об оптической плотности аэрозоля (ОПА)</w:t>
+        <w:t>0 01 028  Источник данных об оптической плотности аэрозоля (ОПА)</w:t>
       </w:r>
     </w:p>
     <w:tbl>
@@ -1708,7 +1708,7 @@
           <w:b/>
           <w:sz w:val="18"/>
         </w:rPr>
-        <w:t>001029  Источник данных о ПСИ</w:t>
+        <w:t>0 01 029  Источник данных о ПСИ</w:t>
       </w:r>
     </w:p>
     <w:tbl>
@@ -2240,7 +2240,7 @@
           <w:b/>
           <w:sz w:val="18"/>
         </w:rPr>
-        <w:t>001031  Идентификация центра — поставщика/производителя продукции</w:t>
+        <w:t>0 01 031  Идентификация центра — поставщика/производителя продукции</w:t>
       </w:r>
     </w:p>
     <w:tbl>
@@ -2379,7 +2379,7 @@
           <w:b/>
           <w:sz w:val="18"/>
         </w:rPr>
-        <w:t>001033  Идентификация центра — поставщика/производителя продукции</w:t>
+        <w:t>0 01 033  Идентификация центра — поставщика/производителя продукции</w:t>
       </w:r>
     </w:p>
     <w:tbl>
@@ -2518,7 +2518,7 @@
           <w:b/>
           <w:sz w:val="18"/>
         </w:rPr>
-        <w:t>001034  Идентификация подцентра — поставщика/производителя продукции</w:t>
+        <w:t>0 01 034  Идентификация подцентра — поставщика/производителя продукции</w:t>
       </w:r>
     </w:p>
     <w:tbl>
@@ -2657,7 +2657,7 @@
           <w:b/>
           <w:sz w:val="18"/>
         </w:rPr>
-        <w:t>001036  Организация, ответственная за функционирование наблюдательной платформы (Первые три цифры представляют собой код страны ИСО)</w:t>
+        <w:t>0 01 036  Организация, ответственная за функционирование наблюдательной платформы (Первые три цифры представляют собой код страны ИСО)</w:t>
       </w:r>
     </w:p>
     <w:tbl>
@@ -5394,7 +5394,7 @@
           <w:b/>
           <w:sz w:val="18"/>
         </w:rPr>
-        <w:t>001038  Источник данных о доле морского льда</w:t>
+        <w:t>0 01 038  Источник данных о доле морского льда</w:t>
       </w:r>
     </w:p>
     <w:tbl>
@@ -5877,7 +5877,7 @@
           <w:b/>
           <w:sz w:val="18"/>
         </w:rPr>
-        <w:t>001044  Стандартное применение продукции</w:t>
+        <w:t>0 01 044  Стандартное применение продукции</w:t>
       </w:r>
     </w:p>
     <w:tbl>
@@ -6458,7 +6458,7 @@
           <w:b/>
           <w:sz w:val="18"/>
         </w:rPr>
-        <w:t>001052  Идентификатор передатчика платформы</w:t>
+        <w:t>0 01 052  Идентификатор передатчика платформы</w:t>
       </w:r>
     </w:p>
     <w:tbl>
@@ -6745,7 +6745,7 @@
           <w:b/>
           <w:sz w:val="18"/>
         </w:rPr>
-        <w:t>001090  Способ определения первоначальных возмущений</w:t>
+        <w:t>0 01 090  Способ определения первоначальных возмущений</w:t>
       </w:r>
     </w:p>
     <w:tbl>
@@ -7179,7 +7179,7 @@
           <w:b/>
           <w:sz w:val="18"/>
         </w:rPr>
-        <w:t>001092  Тип ансамблевого прогноза</w:t>
+        <w:t>0 01 092  Тип ансамблевого прогноза</w:t>
       </w:r>
     </w:p>
     <w:tbl>
@@ -7613,7 +7613,7 @@
           <w:b/>
           <w:sz w:val="18"/>
         </w:rPr>
-        <w:t>001101  Указатель страны</w:t>
+        <w:t>0 01 101  Указатель страны</w:t>
       </w:r>
     </w:p>
     <w:tbl>
@@ -18043,7 +18043,7 @@
           <w:b/>
           <w:sz w:val="18"/>
         </w:rPr>
-        <w:t>001150  Координатная система отсчета</w:t>
+        <w:t>0 01 150  Координатная система отсчета</w:t>
       </w:r>
     </w:p>
     <w:tbl>
@@ -18478,7 +18478,7 @@
           <w:b/>
           <w:sz w:val="18"/>
         </w:rPr>
-        <w:t>001151  Контрольная фиксированная величина среднего уровня моря</w:t>
+        <w:t>0 01 151  Контрольная фиксированная величина среднего уровня моря</w:t>
       </w:r>
     </w:p>
     <w:tbl>

--- a/docx/ru/BUFRCREX_CodeFlag_ru_01.docx
+++ b/docx/ru/BUFRCREX_CodeFlag_ru_01.docx
@@ -762,6 +762,16 @@
         </w:tc>
       </w:tr>
     </w:tbl>
+    <w:p>
+      <w:r>
+        <w:rPr>
+          <w:rFonts w:ascii="Verdana" w:hAnsi="Verdana"/>
+          <w:i/>
+          <w:sz w:val="14"/>
+        </w:rPr>
+        <w:t>Note 10: (См. общую кодовую таблицу С-5 в части С/с.)</w:t>
+      </w:r>
+    </w:p>
     <w:p/>
     <w:p>
       <w:r>
@@ -2869,6 +2879,16 @@
         </w:tc>
       </w:tr>
     </w:tbl>
+    <w:p>
+      <w:r>
+        <w:rPr>
+          <w:rFonts w:ascii="Verdana" w:hAnsi="Verdana"/>
+          <w:i/>
+          <w:sz w:val="14"/>
+        </w:rPr>
+        <w:t>Note 6: (См. общую кодовую таблицу С-1 в части С/с.)</w:t>
+      </w:r>
+    </w:p>
     <w:p/>
     <w:p>
       <w:r>
@@ -3029,6 +3049,16 @@
         </w:tc>
       </w:tr>
     </w:tbl>
+    <w:p>
+      <w:r>
+        <w:rPr>
+          <w:rFonts w:ascii="Verdana" w:hAnsi="Verdana"/>
+          <w:i/>
+          <w:sz w:val="14"/>
+        </w:rPr>
+        <w:t>Note 6: (См. общую кодовую таблицу С-1 в части С/с.)</w:t>
+      </w:r>
+    </w:p>
     <w:p/>
     <w:p>
       <w:r>
@@ -3189,6 +3219,16 @@
         </w:tc>
       </w:tr>
     </w:tbl>
+    <w:p>
+      <w:r>
+        <w:rPr>
+          <w:rFonts w:ascii="Verdana" w:hAnsi="Verdana"/>
+          <w:i/>
+          <w:sz w:val="14"/>
+        </w:rPr>
+        <w:t>Note 14: (Будет определено самими центрами — см. общую кодовую таблицу С-12 в части С/с.)</w:t>
+      </w:r>
+    </w:p>
     <w:p/>
     <w:p>
       <w:r>
@@ -6583,6 +6623,16 @@
         </w:tc>
       </w:tr>
     </w:tbl>
+    <w:p>
+      <w:r>
+        <w:rPr>
+          <w:rFonts w:ascii="Verdana" w:hAnsi="Verdana"/>
+          <w:i/>
+          <w:sz w:val="14"/>
+        </w:rPr>
+        <w:t>Note 78: Первые три цифры представляют собой код страны ИСО.</w:t>
+      </w:r>
+    </w:p>
     <w:p/>
     <w:p>
       <w:r>
@@ -22778,6 +22828,16 @@
         </w:tc>
       </w:tr>
     </w:tbl>
+    <w:p>
+      <w:r>
+        <w:rPr>
+          <w:rFonts w:ascii="Verdana" w:hAnsi="Verdana"/>
+          <w:i/>
+          <w:sz w:val="14"/>
+        </w:rPr>
+        <w:t>Note 39: EPSG представляет собой набор данных по системам координат и ее преобразованиям, который изначально был создан и поддерживался Европейской группой нефтепоисковых исследований. В настоящее время он поддерживается подкомитетом по геодезии Комитета по геоматике Международной ассоциации производителей нефти и газа.</w:t>
+      </w:r>
+    </w:p>
     <w:p/>
     <w:p>
       <w:r>
@@ -23123,517 +23183,6 @@
       </w:tr>
     </w:tbl>
     <w:p/>
-    <w:p/>
-    <w:p>
-      <w:r>
-        <w:rPr>
-          <w:rFonts w:ascii="Verdana" w:hAnsi="Verdana"/>
-          <w:i/>
-          <w:sz w:val="14"/>
-        </w:rPr>
-        <w:t>Note 2: «Ясно» или «сплошная облачность» кодируются соответственно цифрами 0 и 8.</w:t>
-      </w:r>
-    </w:p>
-    <w:p>
-      <w:r>
-        <w:rPr>
-          <w:rFonts w:ascii="Verdana" w:hAnsi="Verdana"/>
-          <w:i/>
-          <w:sz w:val="14"/>
-        </w:rPr>
-        <w:t>Note 5: (0 = хорошее; 1 = плохое)</w:t>
-      </w:r>
-    </w:p>
-    <w:p>
-      <w:r>
-        <w:rPr>
-          <w:rFonts w:ascii="Verdana" w:hAnsi="Verdana"/>
-          <w:i/>
-          <w:sz w:val="14"/>
-        </w:rPr>
-        <w:t>Note 6: (См. общую кодовую таблицу С-1 в части С/с.)</w:t>
-      </w:r>
-    </w:p>
-    <w:p>
-      <w:r>
-        <w:rPr>
-          <w:rFonts w:ascii="Verdana" w:hAnsi="Verdana"/>
-          <w:i/>
-          <w:sz w:val="14"/>
-        </w:rPr>
-        <w:t>Note 7: (См. общую кодовую таблицу С-2 в части С/с.)</w:t>
-      </w:r>
-    </w:p>
-    <w:p>
-      <w:r>
-        <w:rPr>
-          <w:rFonts w:ascii="Verdana" w:hAnsi="Verdana"/>
-          <w:i/>
-          <w:sz w:val="14"/>
-        </w:rPr>
-        <w:t>Note 8: (См. общую кодовую таблицу С-3)</w:t>
-      </w:r>
-    </w:p>
-    <w:p>
-      <w:r>
-        <w:rPr>
-          <w:rFonts w:ascii="Verdana" w:hAnsi="Verdana"/>
-          <w:i/>
-          <w:sz w:val="14"/>
-        </w:rPr>
-        <w:t>Note 9: (См. общую кодовую таблицу С-4)</w:t>
-      </w:r>
-    </w:p>
-    <w:p>
-      <w:r>
-        <w:rPr>
-          <w:rFonts w:ascii="Verdana" w:hAnsi="Verdana"/>
-          <w:i/>
-          <w:sz w:val="14"/>
-        </w:rPr>
-        <w:t>Note 10: (См. общую кодовую таблицу С-5 в части С/с.)</w:t>
-      </w:r>
-    </w:p>
-    <w:p>
-      <w:r>
-        <w:rPr>
-          <w:rFonts w:ascii="Verdana" w:hAnsi="Verdana"/>
-          <w:i/>
-          <w:sz w:val="14"/>
-        </w:rPr>
-        <w:t>Note 11: (См. общую кодовую таблицу С-7 в части С/с.)</w:t>
-      </w:r>
-    </w:p>
-    <w:p>
-      <w:r>
-        <w:rPr>
-          <w:rFonts w:ascii="Verdana" w:hAnsi="Verdana"/>
-          <w:i/>
-          <w:sz w:val="14"/>
-        </w:rPr>
-        <w:t>Note 12: (См. общую кодовую таблицу С-8 в части С/с.)</w:t>
-      </w:r>
-    </w:p>
-    <w:p>
-      <w:r>
-        <w:rPr>
-          <w:rFonts w:ascii="Verdana" w:hAnsi="Verdana"/>
-          <w:i/>
-          <w:sz w:val="14"/>
-        </w:rPr>
-        <w:t>Note 14: (Будет определено самими центрами — см. общую кодовую таблицу С-12 в части С/с.)</w:t>
-      </w:r>
-    </w:p>
-    <w:p>
-      <w:r>
-        <w:rPr>
-          <w:rFonts w:ascii="Verdana" w:hAnsi="Verdana"/>
-          <w:i/>
-          <w:sz w:val="14"/>
-        </w:rPr>
-        <w:t>Note 15: (Будут разработаны)</w:t>
-      </w:r>
-    </w:p>
-    <w:p>
-      <w:r>
-        <w:rPr>
-          <w:rFonts w:ascii="Verdana" w:hAnsi="Verdana"/>
-          <w:i/>
-          <w:sz w:val="14"/>
-        </w:rPr>
-        <w:t>Note 16: Последовательность двух или более пар координат местоположения, таких как широта и долгота, определяет линию или многоугольник. Точки следует соединять в соответствии с порядком, данным в сообщении. Любая описываемая зона будет расположена слева от проведенной границы в направлении, установленном порядком, данным в сообщении. Это определение применяется к простым непересекающимся многоугольникам, без пробелов.</w:t>
-      </w:r>
-    </w:p>
-    <w:p>
-      <w:r>
-        <w:rPr>
-          <w:rFonts w:ascii="Verdana" w:hAnsi="Verdana"/>
-          <w:i/>
-          <w:sz w:val="14"/>
-        </w:rPr>
-        <w:t>Note 17: Если все биты установлены на 0, это означает, что калибровка правильная.</w:t>
-      </w:r>
-    </w:p>
-    <w:p>
-      <w:r>
-        <w:rPr>
-          <w:rFonts w:ascii="Verdana" w:hAnsi="Verdana"/>
-          <w:i/>
-          <w:sz w:val="14"/>
-        </w:rPr>
-        <w:t>Note 18: Все статистические данные первого порядка выражены в единицах измерения, определенных первоначальными дескрипторами данных.</w:t>
-      </w:r>
-    </w:p>
-    <w:p>
-      <w:r>
-        <w:rPr>
-          <w:rFonts w:ascii="Verdana" w:hAnsi="Verdana"/>
-          <w:i/>
-          <w:sz w:val="14"/>
-        </w:rPr>
-        <w:t>Note 19: Значимость ассоциированного поля должна использоваться на первоначальном этапе совместно с качеством данных наблюдений.</w:t>
-      </w:r>
-    </w:p>
-    <w:p>
-      <w:r>
-        <w:rPr>
-          <w:rFonts w:ascii="Verdana" w:hAnsi="Verdana"/>
-          <w:i/>
-          <w:sz w:val="14"/>
-        </w:rPr>
-        <w:t>Note 21: Начиная с позиции первого бита (бит старшего разряда), при приведении бита к цифре 1 канал используется. Если бит приводится к нулю, канал не используется.</w:t>
-      </w:r>
-    </w:p>
-    <w:p>
-      <w:r>
-        <w:rPr>
-          <w:rFonts w:ascii="Verdana" w:hAnsi="Verdana"/>
-          <w:i/>
-          <w:sz w:val="14"/>
-        </w:rPr>
-        <w:t>Note 23: Битовые флаги показывают прибор и/или каналы, используемые при получении различных физических параметров. Если в какой-либо группе параметров все биты = 0, то для этого параметра или группы параметров не производилась обработка.</w:t>
-      </w:r>
-    </w:p>
-    <w:p>
-      <w:r>
-        <w:rPr>
-          <w:rFonts w:ascii="Verdana" w:hAnsi="Verdana"/>
-          <w:i/>
-          <w:sz w:val="14"/>
-        </w:rPr>
-        <w:t>Note 24: Биты 1-4 представляют код погрешности времени. В том случае, когда все биты установлены на 0, это означает, что время сканирования соответствует предсказанному времени.</w:t>
-      </w:r>
-    </w:p>
-    <w:p>
-      <w:r>
-        <w:rPr>
-          <w:rFonts w:ascii="Verdana" w:hAnsi="Verdana"/>
-          <w:i/>
-          <w:sz w:val="14"/>
-        </w:rPr>
-        <w:t>Note 25: Биты 11-17 представляют код погрешности географического местоположения. В том случае, когда все биты установлены на 0, это означает, что географическое местоположение является нормальным.</w:t>
-      </w:r>
-    </w:p>
-    <w:p>
-      <w:r>
-        <w:rPr>
-          <w:rFonts w:ascii="Verdana" w:hAnsi="Verdana"/>
-          <w:i/>
-          <w:sz w:val="14"/>
-        </w:rPr>
-        <w:t>Note 27: Биты 5-10 представляют код погрешности калибровки. В том случае, когда все биты установлены на 0, это означает, что калибровка нормальная. В том случае, когда тот или иной из битов 5, 7 и 10 установлен на 1, это означает, что были использованы вторичные коэффициенты калибровки.</w:t>
-      </w:r>
-    </w:p>
-    <w:p>
-      <w:r>
-        <w:rPr>
-          <w:rFonts w:ascii="Verdana" w:hAnsi="Verdana"/>
-          <w:i/>
-          <w:sz w:val="14"/>
-        </w:rPr>
-        <w:t>Note 32: Кодовые цифры 1-9: Продолжительность и время измерения течения (векторный или доплеровский метод получения профиля течения).</w:t>
-      </w:r>
-    </w:p>
-    <w:p>
-      <w:r>
-        <w:rPr>
-          <w:rFonts w:ascii="Verdana" w:hAnsi="Verdana"/>
-          <w:i/>
-          <w:sz w:val="14"/>
-        </w:rPr>
-        <w:t>Note 33: Кодовые цифры 11-19: Период измерения течения (дрейфовый метод).</w:t>
-      </w:r>
-    </w:p>
-    <w:p>
-      <w:r>
-        <w:rPr>
-          <w:rFonts w:ascii="Verdana" w:hAnsi="Verdana"/>
-          <w:i/>
-          <w:sz w:val="14"/>
-        </w:rPr>
-        <w:t>Note 34: Средняя часть данной кодовой таблицы (кодовые цифры 100-199) включает термины на нескольких уровнях, которые могут быть использованы для простых и более сложных автоматических станций.</w:t>
-      </w:r>
-    </w:p>
-    <w:p>
-      <w:r>
-        <w:rPr>
-          <w:rFonts w:ascii="Verdana" w:hAnsi="Verdana"/>
-          <w:i/>
-          <w:sz w:val="14"/>
-        </w:rPr>
-        <w:t>Note 35: Дескриптор 0 25 009 исключен. Вместо него следует использовать дескриптор 0 25 029.</w:t>
-      </w:r>
-    </w:p>
-    <w:p>
-      <w:r>
-        <w:rPr>
-          <w:rFonts w:ascii="Verdana" w:hAnsi="Verdana"/>
-          <w:i/>
-          <w:sz w:val="14"/>
-        </w:rPr>
-        <w:t>Note 36: Данные о разностях — это значения разности, размеры которых аналогичны размерам соответствующих сообщаемых значений в отношении единиц измерения, но пределы которых установлены на нуль (например: разность между сообщенными и анализированными значениями, разность между сообщенными и прогнозированными значениями и т. д.).</w:t>
-      </w:r>
-    </w:p>
-    <w:p>
-      <w:r>
-        <w:rPr>
-          <w:rFonts w:ascii="Verdana" w:hAnsi="Verdana"/>
-          <w:i/>
-          <w:sz w:val="14"/>
-        </w:rPr>
-        <w:t>Note 39: EPSG представляет собой набор данных по системам координат и ее преобразованиям, который изначально был создан и поддерживался Европейской группой нефтепоисковых исследований. В настоящее время он поддерживается подкомитетом по геодезии Комитета по геоматике Международной ассоциации производителей нефти и газа.</w:t>
-      </w:r>
-    </w:p>
-    <w:p>
-      <w:r>
-        <w:rPr>
-          <w:rFonts w:ascii="Verdana" w:hAnsi="Verdana"/>
-          <w:i/>
-          <w:sz w:val="14"/>
-        </w:rPr>
-        <w:t>Note 42: Могут быть разработаны дополнительные применения.</w:t>
-      </w:r>
-    </w:p>
-    <w:p>
-      <w:r>
-        <w:rPr>
-          <w:rFonts w:ascii="Verdana" w:hAnsi="Verdana"/>
-          <w:i/>
-          <w:sz w:val="14"/>
-        </w:rPr>
-        <w:t>Note 43: Общие термины обозначения погоды (например: туман, морось) предназначены для использования на автоматических станциях, которые могут определить тип погоды, но не дают никакой другой информации. Общие термины обозначаются в кодовой таблице большими буквами.</w:t>
-      </w:r>
-    </w:p>
-    <w:p>
-      <w:r>
-        <w:rPr>
-          <w:rFonts w:ascii="Verdana" w:hAnsi="Verdana"/>
-          <w:i/>
-          <w:sz w:val="14"/>
-        </w:rPr>
-        <w:t>Note 45: H = Время наблюдения.</w:t>
-      </w:r>
-    </w:p>
-    <w:p>
-      <w:r>
-        <w:rPr>
-          <w:rFonts w:ascii="Verdana" w:hAnsi="Verdana"/>
-          <w:i/>
-          <w:sz w:val="14"/>
-        </w:rPr>
-        <w:t>Note 49: Если бит установлен на 1, указание действительно.</w:t>
-      </w:r>
-    </w:p>
-    <w:p>
-      <w:r>
-        <w:rPr>
-          <w:rFonts w:ascii="Verdana" w:hAnsi="Verdana"/>
-          <w:i/>
-          <w:sz w:val="14"/>
-        </w:rPr>
-        <w:t>Note 50: Определения в кодовых цифрах 0-2 и 4 применяются для обнаженной репрезентативной поверхности почвы, а цифры 3, 5-9 и 10-19 — к открытому репрезентативному району.</w:t>
-      </w:r>
-    </w:p>
-    <w:p>
-      <w:r>
-        <w:rPr>
-          <w:rFonts w:ascii="Verdana" w:hAnsi="Verdana"/>
-          <w:i/>
-          <w:sz w:val="14"/>
-        </w:rPr>
-        <w:t>Note 52: В сводках с автоматических станций следует использовать кодовую цифру 2, когда тенденция является положительной; 7 — отрицательной и 4, когда давление является таким же, как и 3 часа назад.</w:t>
-      </w:r>
-    </w:p>
-    <w:p>
-      <w:r>
-        <w:rPr>
-          <w:rFonts w:ascii="Verdana" w:hAnsi="Verdana"/>
-          <w:i/>
-          <w:sz w:val="14"/>
-        </w:rPr>
-        <w:t>Note 53: В сводках от тропических станций, сообщающих суточные изменения, следует использовать кодовую цифру 2 при положительной тенденции; 7 — при отрицательной тенденции и 4 — в случае, если давление остается таким же, как и за предшествующие 24 часа.</w:t>
-      </w:r>
-    </w:p>
-    <w:p>
-      <w:r>
-        <w:rPr>
-          <w:rFonts w:ascii="Verdana" w:hAnsi="Verdana"/>
-          <w:i/>
-          <w:sz w:val="14"/>
-        </w:rPr>
-        <w:t>Note 54: В данной кодовой таблице всякий раз, когда упоминается лед, это также включает в себя другие твердые осадки, отличные от снега.</w:t>
-      </w:r>
-    </w:p>
-    <w:p>
-      <w:r>
-        <w:rPr>
-          <w:rFonts w:ascii="Verdana" w:hAnsi="Verdana"/>
-          <w:i/>
-          <w:sz w:val="14"/>
-        </w:rPr>
-        <w:t>Note 57: Смешанные осадки обозначаются путем установки на единицу битов всех наблюдаемых самостоятельных типов осадков.</w:t>
-      </w:r>
-    </w:p>
-    <w:p>
-      <w:r>
-        <w:rPr>
-          <w:rFonts w:ascii="Verdana" w:hAnsi="Verdana"/>
-          <w:i/>
-          <w:sz w:val="14"/>
-        </w:rPr>
-        <w:t>Note 59: Новые локальные названия шторма различной интенсивности следует добавлять в соответствии с необходимостью.</w:t>
-      </w:r>
-    </w:p>
-    <w:p>
-      <w:r>
-        <w:rPr>
-          <w:rFonts w:ascii="Verdana" w:hAnsi="Verdana"/>
-          <w:i/>
-          <w:sz w:val="14"/>
-        </w:rPr>
-        <w:t>Note 60: Ни одна из кодовых цифр не исключает добавления интерполированных уровней по усмотрению центра-поставщика</w:t>
-      </w:r>
-    </w:p>
-    <w:p>
-      <w:r>
-        <w:rPr>
-          <w:rFonts w:ascii="Verdana" w:hAnsi="Verdana"/>
-          <w:i/>
-          <w:sz w:val="14"/>
-        </w:rPr>
-        <w:t>Note 63: Явление, указанное в данной таблице флагов, означает любое явление, включая осадки и явления, ухудшающие видимость.</w:t>
-      </w:r>
-    </w:p>
-    <w:p>
-      <w:r>
-        <w:rPr>
-          <w:rFonts w:ascii="Verdana" w:hAnsi="Verdana"/>
-          <w:i/>
-          <w:sz w:val="14"/>
-        </w:rPr>
-        <w:t>Note 75: Определения в кодовых цифрах 0-2 и 4 применяются для обнаженной репрезентативной поверхности почвы, а цифры 3, 5-9 и 10-19 — к открытому репрезентативному району.</w:t>
-      </w:r>
-    </w:p>
-    <w:p>
-      <w:r>
-        <w:rPr>
-          <w:rFonts w:ascii="Verdana" w:hAnsi="Verdana"/>
-          <w:i/>
-          <w:sz w:val="14"/>
-        </w:rPr>
-        <w:t>Note 76: Эти величины относятся к хорошо сформированному ветровому волнению в открытом море. В то время как предпочтение следует отдавать описательным терминам, значения этих высот могут использоваться наблюдателем как руководство при передаче состояния поверхности моря, которое возникает в результате различных факторов, таких, как ветер, зыбь, течения, угол между направлением ветра и зыби и т. д.</w:t>
-      </w:r>
-    </w:p>
-    <w:p>
-      <w:r>
-        <w:rPr>
-          <w:rFonts w:ascii="Verdana" w:hAnsi="Verdana"/>
-          <w:i/>
-          <w:sz w:val="14"/>
-        </w:rPr>
-        <w:t>Note 78: Первые три цифры представляют собой код страны ИСО.</w:t>
-      </w:r>
-    </w:p>
-    <w:p>
-      <w:r>
-        <w:rPr>
-          <w:rFonts w:ascii="Verdana" w:hAnsi="Verdana"/>
-          <w:i/>
-          <w:sz w:val="14"/>
-        </w:rPr>
-        <w:t>Note 79: Последняя колонка в таблице содержит соответствующий номер регистрации Химической реферативной службы (CAS) Американского химического общества.</w:t>
-      </w:r>
-    </w:p>
-    <w:p>
-      <w:r>
-        <w:rPr>
-          <w:rFonts w:ascii="Verdana" w:hAnsi="Verdana"/>
-          <w:i/>
-          <w:sz w:val="14"/>
-        </w:rPr>
-        <w:t>Note 80: Средняя часть данной кодовой таблицы (кодовые цифры 100-199) включает термины на нескольких уровнях, которые могут быть использованы для простых и более сложных автоматических станций.</w:t>
-      </w:r>
-    </w:p>
-    <w:p>
-      <w:r>
-        <w:rPr>
-          <w:rFonts w:ascii="Verdana" w:hAnsi="Verdana"/>
-          <w:i/>
-          <w:sz w:val="14"/>
-        </w:rPr>
-        <w:t>Note 81: Номинальный диапазон влажности поверхности почвы — от 0 % до 100 %. В крайних случаях экстраполированное обратное рассеяние при угле наклона в 40 градусов может превышать исходный показатель для влажного обратного рассеяния. В этих случаях значение, полученное в результате процесса измерения влажности поверхности почвы, будет менее 0 % или более 100 %, соответственно.</w:t>
-      </w:r>
-    </w:p>
-    <w:p>
-      <w:r>
-        <w:rPr>
-          <w:rFonts w:ascii="Verdana" w:hAnsi="Verdana"/>
-          <w:i/>
-          <w:sz w:val="14"/>
-        </w:rPr>
-        <w:t>Note 84: Эти величины относятся к хорошо сформированному ветровому волнению в открытом море. В то время как предпочтение следует отдавать описательным терминам, значения этих высот могут использоваться наблюдателем как руководство при передаче состояния поверхности моря, которое возникает в результате различных факторов, таких, как ветер, зыбь, течения, угол между направлением ветра и зыби и т. д.</w:t>
-      </w:r>
-    </w:p>
-    <w:p>
-      <w:r>
-        <w:rPr>
-          <w:rFonts w:ascii="Verdana" w:hAnsi="Verdana"/>
-          <w:i/>
-          <w:sz w:val="14"/>
-        </w:rPr>
-        <w:t>Note 85: Данный дескриптор будет связан с данными по видимости или высоте облаков для указания того, что значение является граничным. Если передаваемое значение является истинным, то кодовая цифра равна нулю. Однако измерение может попасть в предел измерительной способности прибора. Если передаваемое значение больше, чем истинное значение, то кодовая цифра будет равна 1, если передаваемое значение меньше истинного значения, то кодовая цифра будет равна 2.</w:t>
-      </w:r>
-    </w:p>
-    <w:p>
-      <w:r>
-        <w:rPr>
-          <w:rFonts w:ascii="Verdana" w:hAnsi="Verdana"/>
-          <w:i/>
-          <w:sz w:val="14"/>
-        </w:rPr>
-        <w:t>Note 88: Значимость времени должна быть квалифицирована соответствующими периодами времени, которые следует указывать.</w:t>
-      </w:r>
-    </w:p>
-    <w:p>
-      <w:r>
-        <w:rPr>
-          <w:rFonts w:ascii="Verdana" w:hAnsi="Verdana"/>
-          <w:i/>
-          <w:sz w:val="14"/>
-        </w:rPr>
-        <w:t>Note 90: Тип прибора и единицы начальных измерений для измерения ветра (в м с-1 за исключением отдельных указаний).</w:t>
-      </w:r>
-    </w:p>
-    <w:p>
-      <w:r>
-        <w:rPr>
-          <w:rFonts w:ascii="Verdana" w:hAnsi="Verdana"/>
-          <w:i/>
-          <w:sz w:val="14"/>
-        </w:rPr>
-        <w:t>Note 94: Там, где первоначальный метод передачи указывается кодовой цифрой 1, в целях получения достоверных значений данных, соответствующих дескриптору 0 01 012, рекомендуется следующее преобразование: Передаваемое значение Значение данных 0 0 1 45 2 90 3 135 4 180 5 225 6 270 7 315 8 360 9 511</w:t>
-      </w:r>
-    </w:p>
-    <w:p>
-      <w:r>
-        <w:rPr>
-          <w:rFonts w:ascii="Verdana" w:hAnsi="Verdana"/>
-          <w:i/>
-          <w:sz w:val="14"/>
-        </w:rPr>
-        <w:t>Note 95: Там, где первоначальный метод передачи указывается кодовой цифрой 1, в целях получения точных значений данных, соответствующих дескриптору 0 01 013, рекомендуется следующее преобразование: Передаваемое значение Значение данных 0 0 1 1 2 4 3 7 4 9 5 12 6 14 7 17 8 19 9 21 / 1023</w:t>
-      </w:r>
-    </w:p>
-    <w:p>
-      <w:r>
-        <w:rPr>
-          <w:rFonts w:ascii="Verdana" w:hAnsi="Verdana"/>
-          <w:i/>
-          <w:sz w:val="14"/>
-        </w:rPr>
-        <w:t>Note 22: Битовые флаги показывают элементы, включенные при обработке данных зондирования.</w:t>
-      </w:r>
-    </w:p>
     <w:sectPr>
       <w:pgSz w:w="16838" w:h="11906" w:orient="landscape"/>
       <w:pgMar w:top="850" w:right="850" w:bottom="850" w:left="850" w:header="720" w:footer="720" w:gutter="0"/>
